--- a/reports/2026-06_celebrex_focus_report.docx
+++ b/reports/2026-06_celebrex_focus_report.docx
@@ -28,6 +28,99 @@
         </w:rPr>
         <w:t>数据范围：2026-06-01 至 2026-06-30｜来源：产品/竞品研究进展 + NKOL 微信/PubMed 明细</w:t>
       </w:r>
+    </w:p>
+    <w:p>
+      <w:pPr>
+        <w:spacing w:before="200" w:after="120"/>
+      </w:pPr>
+      <w:r>
+        <w:rPr>
+          <w:rFonts w:ascii="Microsoft YaHei" w:hAnsi="Microsoft YaHei" w:eastAsia="微软雅黑"/>
+          <w:b/>
+          <w:color w:val="0F766D"/>
+          <w:sz w:val="28"/>
+        </w:rPr>
+        <w:t>管理层摘要</w:t>
+      </w:r>
+    </w:p>
+    <w:p>
+      <w:pPr>
+        <w:spacing w:after="100" w:line="300" w:lineRule="auto"/>
+      </w:pPr>
+      <w:r>
+        <w:rPr>
+          <w:rFonts w:ascii="Microsoft YaHei" w:hAnsi="Microsoft YaHei" w:eastAsia="微软雅黑"/>
+          <w:b/>
+          <w:color w:val="173B3A"/>
+          <w:sz w:val="23"/>
+        </w:rPr>
+        <w:t>6月西乐葆的核心信号是：镇痛抗炎市场继续被NSAID同类和非阿片新机制双向挤压，Journavx/苏泽曲吉与布洛芬、双氯芬酸等传统竞品都值得跟进。</w:t>
+      </w:r>
+    </w:p>
+    <w:p>
+      <w:pPr>
+        <w:spacing w:after="60" w:line="293" w:lineRule="auto"/>
+        <w:ind w:left="160"/>
+      </w:pPr>
+      <w:r>
+        <w:rPr>
+          <w:rFonts w:ascii="Microsoft YaHei" w:hAnsi="Microsoft YaHei" w:eastAsia="微软雅黑"/>
+          <w:b w:val="0"/>
+          <w:color w:val="253638"/>
+          <w:sz w:val="21"/>
+        </w:rPr>
+        <w:t>发生了什么：本月纳入80条产品/竞品进展，35条建议跟进、7条高证据；更新主要来自PubMed和Clinical，覆盖苏泽曲吉、布洛芬、双氯芬酸、对乙酰氨基酚及塞来昔布同成分。</w:t>
+      </w:r>
+    </w:p>
+    <w:p>
+      <w:pPr>
+        <w:spacing w:after="60" w:line="293" w:lineRule="auto"/>
+        <w:ind w:left="160"/>
+      </w:pPr>
+      <w:r>
+        <w:rPr>
+          <w:rFonts w:ascii="Microsoft YaHei" w:hAnsi="Microsoft YaHei" w:eastAsia="微软雅黑"/>
+          <w:b w:val="0"/>
+          <w:color w:val="253638"/>
+          <w:sz w:val="21"/>
+        </w:rPr>
+        <w:t>关注什么：优先关注Journavx/苏泽曲吉在急性疼痛和神经病理性疼痛中的III期进展，以及布洛芬、扶他林等NSAID同类在具体疼痛场景的临床更新。</w:t>
+      </w:r>
+    </w:p>
+    <w:p>
+      <w:pPr>
+        <w:spacing w:after="60" w:line="293" w:lineRule="auto"/>
+        <w:ind w:left="160"/>
+      </w:pPr>
+      <w:r>
+        <w:rPr>
+          <w:rFonts w:ascii="Microsoft YaHei" w:hAnsi="Microsoft YaHei" w:eastAsia="微软雅黑"/>
+          <w:b w:val="0"/>
+          <w:color w:val="253638"/>
+          <w:sz w:val="21"/>
+        </w:rPr>
+        <w:t>为什么关注：非阿片新机制若确立疗效和安全优势，可能重塑镇痛治疗路径；传统NSAID更新则直接影响西乐葆在安全性和适用人群上的差异化表达。</w:t>
+      </w:r>
+    </w:p>
+    <w:p>
+      <w:pPr>
+        <w:spacing w:after="60" w:line="293" w:lineRule="auto"/>
+        <w:ind w:left="160"/>
+      </w:pPr>
+      <w:r>
+        <w:rPr>
+          <w:rFonts w:ascii="Microsoft YaHei" w:hAnsi="Microsoft YaHei" w:eastAsia="微软雅黑"/>
+          <w:b w:val="0"/>
+          <w:color w:val="253638"/>
+          <w:sz w:val="21"/>
+        </w:rPr>
+        <w:t>建议动作：建立非阿片镇痛新机制专题追踪；更新西乐葆与传统NSAID、对乙酰氨基酚的安全性比较材料；对高证据研究做适应症和终点拆解。</w:t>
+      </w:r>
+    </w:p>
+    <w:p>
+      <w:pPr>
+        <w:spacing w:after="40"/>
+      </w:pPr>
     </w:p>
     <w:p>
       <w:pPr>
